--- a/safety/download/studien-aktuell.docx
+++ b/safety/download/studien-aktuell.docx
@@ -62,7 +62,7 @@
           <w:color w:val="666666"/>
           <w:sz w:val="18"/>
         </w:rPr>
-        <w:t>Stand: 05.10.2026  |  6 Studien  |  safety.m-vf.de</w:t>
+        <w:t>Stand: 23.10.2026  |  7 Studien  |  safety.m-vf.de</w:t>
       </w:r>
     </w:p>
     <w:p>
@@ -70,7 +70,7 @@
         <w:pStyle w:val="Heading1"/>
       </w:pPr>
       <w:r>
-        <w:t>Aufgenommen am 05.10.2026</w:t>
+        <w:t>Aufgenommen am 23.10.2026</w:t>
       </w:r>
     </w:p>
     <w:p>
@@ -78,7 +78,7 @@
         <w:pStyle w:val="Heading2"/>
       </w:pPr>
       <w:r>
-        <w:t>FMEA-gestützte Massnahmen senkten Medikationsfehler um 49 Prozent</w:t>
+        <w:t>Sicherheitskultur verbessert Arbeitsbalance, aber nicht Job-Zufriedenheit</w:t>
       </w:r>
     </w:p>
     <w:p>
@@ -88,12 +88,12 @@
           <w:color w:val="666666"/>
           <w:sz w:val="18"/>
         </w:rPr>
-        <w:t>Issatayeva N et al.  ·  Georgian Med News  ·  Juli 2026  ·  PMID 42830057</w:t>
+        <w:t>Hsieh MF et al.  ·  BMC Health Serv Res  ·  25.07.2026  ·  PMID 42907819</w:t>
       </w:r>
     </w:p>
     <w:p>
       <w:r>
-        <w:t>FMEA-Analyse des Medikationsprozesses an einer kasachischen Universitätsklinik mit Umsetzung von Massnahmen wie elektronischer Verordnung, Ärzte-Selbstcheck und mobiler Medikamentenverifizierung.</w:t>
+        <w:t>Krankenhausweite Querschnittsstudie bei 1779 Beschäftigten zum Zusammenhang zwischen multidimensionaler Sicherheitskultur und psychischem Wohlbefinden (Resilienz, Work-Life-Balance).</w:t>
       </w:r>
     </w:p>
     <w:p>
@@ -104,7 +104,7 @@
         <w:t xml:space="preserve">Ergebnis: </w:t>
       </w:r>
       <w:r>
-        <w:t>Medikationsfehler sanken um 49 % innerhalb eines Jahres; RPN-Gesamtwert von 1990 auf 840 reduziert (57,8 %); Anteil vor Abgabe erkannter Fehler stieg von 30 % auf 70 %.</w:t>
+        <w:t>Die meisten Sicherheitskultur-Dimensionen wirkten sich positiv auf Work-Life-Balance aus (p&lt;0,001); Jobzufriedenheit zeigte aber negative Assoziation mit Resilienz (β=-0,400, p&lt;0,001). Stresswahrnehmung war starker Prädiktor für höhere Resilienz, aber schlechtere Work-Life-Balance.</w:t>
       </w:r>
     </w:p>
     <w:p>
@@ -119,7 +119,7 @@
         <w:rPr>
           <w:sz w:val="19"/>
         </w:rPr>
-        <w:t>Zentralasien mit vergleichbarem Versicherungssystem; Erkenntnisse für Kliniken in DACH-Ländern validierbar.</w:t>
+        <w:t>Taiwan-Daten, vergleichbar mit Deutschland in Organisationsstrukturen und Messkonzepten.</w:t>
       </w:r>
     </w:p>
     <w:p>
@@ -128,7 +128,7 @@
           <w:color w:val="5A7D3A"/>
           <w:sz w:val="18"/>
         </w:rPr>
-        <w:t>https://pubmed.ncbi.nlm.nih.gov/42830057/</w:t>
+        <w:t>https://pubmed.ncbi.nlm.nih.gov/42907819/</w:t>
       </w:r>
     </w:p>
     <w:p>
@@ -136,7 +136,7 @@
         <w:pStyle w:val="Heading2"/>
       </w:pPr>
       <w:r>
-        <w:t>Seltene Katastrophenfälle beeinflussen klinisches Handeln überproportional</w:t>
+        <w:t>Zahnhygiene-Protokoll senkt Infektionen nach Schilddrüsen-Endoskopie um 75 %</w:t>
       </w:r>
     </w:p>
     <w:p>
@@ -146,12 +146,12 @@
           <w:color w:val="666666"/>
           <w:sz w:val="18"/>
         </w:rPr>
-        <w:t>Ragusa A  ·  J Eval Clin Pract  ·  Okt. 2026  ·  PMID 42829970</w:t>
+        <w:t>Zhan X et al.  ·  BMC Surg  ·  27.07.2026  ·  PMID 42907790</w:t>
       </w:r>
     </w:p>
     <w:p>
       <w:r>
-        <w:t>Konzeptionelle Analyse, wie extrem seltene unerwünschte Ergebnisse in der Geburtshilfe durch organisationales Gedächtnis, Kognition und Blame-Antizipation das Interventionsverhalten prägen.</w:t>
+        <w:t>Prospektive Studie an 52 transoralen endoskopischen Schilddrüsen-Eingriffen mit Vergleich von drei perioperativen Antibiotikaregimen und oralen Hygiene-Protokollen zur Reduktion operativer Infektionen.</w:t>
       </w:r>
     </w:p>
     <w:p>
@@ -162,7 +162,7 @@
         <w:t xml:space="preserve">Ergebnis: </w:t>
       </w:r>
       <w:r>
-        <w:t>Das Modell 'One-Per-Thousand Effect' zeigt: Isolierte Katastrophen senken Interventionsschwellen progressiv und erhöhen Eingriffe bei viel grösserer Population – auch wenn nur statistisch 1 von 1000 Patienten betroffen ist; unterscheidet proportionales Lernen von defensiver Anpassung.</w:t>
+        <w:t>Keine Infektionen in der Cefuroxim-Gruppe, zwei Infektionen in der Metronidazol-Gruppe (n=18 je). Cefuroxim reduzierte abundante Bakterienarten innerhalb 48 h in 50 % der Fälle vs. 13,3 % mit Metronidazol (OR 6,50, 95 %-KI 1,90–22,26, p=0,0023). Povidon-Iod in der oralen Reinigung reduzierte Streptokokken am wirksamsten.</w:t>
       </w:r>
     </w:p>
     <w:p>
@@ -177,7 +177,7 @@
         <w:rPr>
           <w:sz w:val="19"/>
         </w:rPr>
-        <w:t>Italien (Geburtshilfe); qualitatives Modell für Deutschland übertragbar; betrifft auch deutsche Fehlermeldesysteme und Defensive Medicine.</w:t>
+        <w:t>China, aber Befunde zu Antibiotikaauswahl und oraler Desinfektion sind für Deutschen OP-Standard relevant.</w:t>
       </w:r>
     </w:p>
     <w:p>
@@ -186,7 +186,7 @@
           <w:color w:val="5A7D3A"/>
           <w:sz w:val="18"/>
         </w:rPr>
-        <w:t>https://pubmed.ncbi.nlm.nih.gov/42829970/</w:t>
+        <w:t>https://pubmed.ncbi.nlm.nih.gov/42907790/</w:t>
       </w:r>
     </w:p>
     <w:p>
@@ -194,7 +194,7 @@
         <w:pStyle w:val="Heading2"/>
       </w:pPr>
       <w:r>
-        <w:t>GLP-1-Agonisten senken Sepsis-Sterblichkeit gegenüber SGLT2-Hemmern um 19 Prozent</w:t>
+        <w:t>Harnwegsinfektionen: 85,6 % der ED-Antibiotika nicht leitlinienkonform</w:t>
       </w:r>
     </w:p>
     <w:p>
@@ -204,12 +204,12 @@
           <w:color w:val="666666"/>
           <w:sz w:val="18"/>
         </w:rPr>
-        <w:t>Liu HH et al.  ·  Drug Des Devel Ther  ·  29.09.2026  ·  PMID 42829714</w:t>
+        <w:t>Abdulghani K et al.  ·  BMC Emerg Med  ·  25.07.2026  ·  PMID 42907770</w:t>
       </w:r>
     </w:p>
     <w:p>
       <w:r>
-        <w:t>Propensity-Score-gematchtche Kohortenstudie aus TriNetX-Netzwerk (USA): Typ-2-Diabetiker mit Sepsis, die vor Infektion GLP-1RA oder SGLT2i erhielten, auf 90-Tage-Mortalität und kardiovaskuläre Ereignisse.</w:t>
+        <w:t>Retrospektive Kohortenstudie an 346 ED-Patienten mit Urinkultur; Bewertung von Antibiotikaverordnungen gegen nationale saudische UTI-Leitlinien in vier Domänen (Wirkstoff, Dosis, Route, Dauer).</w:t>
       </w:r>
     </w:p>
     <w:p>
@@ -220,7 +220,7 @@
         <w:t xml:space="preserve">Ergebnis: </w:t>
       </w:r>
       <w:r>
-        <w:t>90-Tage-Mortalität: GLP-1RA 48,6 vs. SGLT2i 60,6 pro 100 Patientenjahre (HR 0,81; 95%-KI 0,75–0,88); MACE: HR 0,77 (0,65–0,91); ICU-Aufnahme HR 0,89 (0,84–0,94); E-values 1,4–1,7 deuten auf residuales Confounding hin.</w:t>
+        <w:t>153 Patienten (44,2 %) leitlinienkonform behandelt, 189 (54,6 %) nicht konform; unter behandelten Patienten nur 31 (14,4 %) konform. Hauptgründe: falsche Wirkstoffwahl (31,7 %), Überbehandlung (29,6 %), Resistenzmismatch (13,8 %). Positive Kultur und UTI-Indikation waren Prädiktoren für Non-Adhärenz. Positive-Kultur-Patienten: 30-Tage-ED-Revisit 26,6 % vs. 14,8 % (p=0,008); Non-Adhärenz war unabhängiger Prädiktor für Revisit (OR 2,20).</w:t>
       </w:r>
     </w:p>
     <w:p>
@@ -235,7 +235,7 @@
         <w:rPr>
           <w:sz w:val="19"/>
         </w:rPr>
-        <w:t>USA; Hypothesengenerierung; E-values zeigen Confounding-Anfälligkeit; Bestätigung in prospektiven Studien nötig.</w:t>
+        <w:t>Saudi-Arabien: Leitlinien-Non-Adhärenz vergleichbar mit deutschen ED-Daten; Antibiotic Stewardship-Ansätze übertragbar.</w:t>
       </w:r>
     </w:p>
     <w:p>
@@ -244,7 +244,7 @@
           <w:color w:val="5A7D3A"/>
           <w:sz w:val="18"/>
         </w:rPr>
-        <w:t>https://pubmed.ncbi.nlm.nih.gov/42829714/</w:t>
+        <w:t>https://pubmed.ncbi.nlm.nih.gov/42907770/</w:t>
       </w:r>
     </w:p>
     <w:p>
@@ -252,7 +252,7 @@
         <w:pStyle w:val="Heading2"/>
       </w:pPr>
       <w:r>
-        <w:t>Spülungsprotokolle senkten Infektionen nach Hirnschrittmacher-Implantation um 60 Prozent</w:t>
+        <w:t>OP-Checkliste vor Bauchverschluss identifiziert 4 von 42 Fehlern (9,5 %)</w:t>
       </w:r>
     </w:p>
     <w:p>
@@ -262,12 +262,12 @@
           <w:color w:val="666666"/>
           <w:sz w:val="18"/>
         </w:rPr>
-        <w:t>Liu B et al.  ·  Front Neurol  ·  18.09.2026  ·  PMID 42827959</w:t>
+        <w:t>Marui A et al.  ·  Langenbecks Arch Surg  ·  25.07.2026  ·  PMID 42907617</w:t>
       </w:r>
     </w:p>
     <w:p>
       <w:r>
-        <w:t>Retrospektive Kohortenstudie von 385 DBS-Operationen mit vier Spülungsgruppen (Kochsalz, Wasserstoffperoxid, Povidon-Iod, Kombination) zur Reduktion oberflächlicher Infektionen.</w:t>
+        <w:t>Implementierung einer 12-Punkt-Checkliste vor Bauchverschluss in Kolonchirurgie; Vergleich von 42 Fällen mit Checkliste gegen 409 ohne.</w:t>
       </w:r>
     </w:p>
     <w:p>
@@ -278,7 +278,7 @@
         <w:t xml:space="preserve">Ergebnis: </w:t>
       </w:r>
       <w:r>
-        <w:t>Infektionsrate Kochsalz 5,26 % gegenüber Interventionsgruppen 1,02–1,04 % (p=0,039); Wasserstoffperoxid und 0,5 % Povidon-Iod jeweils eine Infektion pro ~100 Eingriffe.</w:t>
+        <w:t>Bei Checklisten-Anwendung wurden 4 von 42 Patienten zusätzliche Eingriffe notwendig: Blutstillung (n=1), Antiadhäsiva (n=2), Repositionierung (n=1). Keine Behältnis, Geweberetention oder OP-Abweichungen. Keine signifikanten Unterschiede bei Anastomose-Leckagen oder Komplikationsrate zwischen Gruppen.</w:t>
       </w:r>
     </w:p>
     <w:p>
@@ -293,7 +293,7 @@
         <w:rPr>
           <w:sz w:val="19"/>
         </w:rPr>
-        <w:t>China; Prinzip auf andere Operationen übertragbar; vergleichbare Versorgungsstrukturen.</w:t>
+        <w:t>Japan: OP-Checklisten sind Standard in Deutschland (WHO-Surgical Safety Checklist); Konzept ist direkt übertragbar.</w:t>
       </w:r>
     </w:p>
     <w:p>
@@ -302,7 +302,7 @@
           <w:color w:val="5A7D3A"/>
           <w:sz w:val="18"/>
         </w:rPr>
-        <w:t>https://pubmed.ncbi.nlm.nih.gov/42827959/</w:t>
+        <w:t>https://pubmed.ncbi.nlm.nih.gov/42907617/</w:t>
       </w:r>
     </w:p>
     <w:p>
@@ -310,7 +310,7 @@
         <w:pStyle w:val="Heading2"/>
       </w:pPr>
       <w:r>
-        <w:t>RED-EYE-AMSP-Modell für Antibiotic Stewardship in der Augenheilkunde</w:t>
+        <w:t>Fehlermeldungen im Gesundheitswesen: Polens dezentrales System begrenzt nationales Lernen</w:t>
       </w:r>
     </w:p>
     <w:p>
@@ -320,12 +320,12 @@
           <w:color w:val="666666"/>
           <w:sz w:val="18"/>
         </w:rPr>
-        <w:t>Panda PK et al.  ·  Indian J Ophthalmol  ·  01.10.2026  ·  PMID 42826044</w:t>
+        <w:t>Pacian JA et al.  ·  Front Public Health  ·  06.10.2026  ·  PMID 42903545</w:t>
       </w:r>
     </w:p>
     <w:p>
       <w:r>
-        <w:t>Qualitative Perspektive zur Implementierung von Antibiotic Stewardship (AMS) in der Ophthalmologie; 10-Punkte-Modell für rationale Verschreibung, kulturgelenkte Therapie und Vermeidung von Resistenzentwicklung.</w:t>
+        <w:t>Analyse des polnischen Fehlermeldesystems, das auf interne Berichte einzelner Einrichtungen beschränkt ist und nationale Lernfähigkeit, Regulierung und evidenzbasierte Politikgestaltung behindert.</w:t>
       </w:r>
     </w:p>
     <w:p>
@@ -336,7 +336,7 @@
         <w:t xml:space="preserve">Ergebnis: </w:t>
       </w:r>
       <w:r>
-        <w:t>RED-EYE-AMSP benennt: rationale Verordnung ohne OTC-Tropfen, kulturgeleitete Therapie für therapieresistente Infektionen, aseptische Chirurgie, Audit antimikrobieller Nutzung; Fokus auf Fusarium/Candida-Resistenz und Pseudomonas-Fluorochinolon-Resistenz als Versorgungsproblem in LMIC.</w:t>
+        <w:t>Ohne zentrales Fehlerregister lassen sich Effektivität von Patientensicherheitsmaßnahmen nicht bewerten, sozioökonomische Folgen von Schadenereignissen nicht abschätzen und systemische Risikofaktoren nicht identifizieren. Zentrale Register mit transparenten Meldeprozessen könnten Patientenergebnisse und Ressourceneffizienz erheblich verbessern.</w:t>
       </w:r>
     </w:p>
     <w:p>
@@ -351,7 +351,7 @@
         <w:rPr>
           <w:sz w:val="19"/>
         </w:rPr>
-        <w:t>Indien, LMIC-spezifisch; Stewardship-Prinzipien für Deutsche Kliniken und Praxen anwendbar.</w:t>
+        <w:t>Polen: Vergleichbar mit Deutschland bezüglich dezentraler Gesundheitssysteme und Meldepflichten, aber unterschiedliches Haftungsrecht (ohne Entschädigung ohne Verschuldensnachweis).</w:t>
       </w:r>
     </w:p>
     <w:p>
@@ -360,7 +360,7 @@
           <w:color w:val="5A7D3A"/>
           <w:sz w:val="18"/>
         </w:rPr>
-        <w:t>https://pubmed.ncbi.nlm.nih.gov/42826044/</w:t>
+        <w:t>https://pubmed.ncbi.nlm.nih.gov/42903545/</w:t>
       </w:r>
     </w:p>
     <w:p>
@@ -368,7 +368,7 @@
         <w:pStyle w:val="Heading2"/>
       </w:pPr>
       <w:r>
-        <w:t>Frühe iatroge Menopause erhöht kardiovaskuläre Sterblichkeit vor Alter 45</w:t>
+        <w:t>Antimikrobielle Stewardship in schlecht heilenden Wunden: Fallsammlung zu Verbandstechniken</w:t>
       </w:r>
     </w:p>
     <w:p>
@@ -378,12 +378,12 @@
           <w:color w:val="666666"/>
           <w:sz w:val="18"/>
         </w:rPr>
-        <w:t>Armeni E et al.  ·  JAMA Netw Open  ·  01.10.2026  ·  PMID 42826016</w:t>
+        <w:t>Günther B et al.  ·  J Wound Care  ·  08.10.2026  ·  PMID 42847508</w:t>
       </w:r>
     </w:p>
     <w:p>
       <w:r>
-        <w:t>Systematischer Review und Meta-Analyse von 36 Studien mit 2,6 Mio. Frauen zu kardiovaskulärer Morbidität und Mortalität nach iatrogener Menopause vs. Kontrollen, stratifiziert nach Menopause-Alter.</w:t>
+        <w:t>Fallsammlung aus Bergen und Portugal zur Rolle mikrobiellen Stewardship und mikrobien-bindender Verbandmaterialien in der Behandlung schwer heilender Wunden.</w:t>
       </w:r>
     </w:p>
     <w:p>
@@ -394,7 +394,7 @@
         <w:t xml:space="preserve">Ergebnis: </w:t>
       </w:r>
       <w:r>
-        <w:t>Iatrogene Menopause assoziiert mit erhöhtem Risiko für kardiovaskuläre Ereignisse (PHR 1,25; 95%-KI 1,12–1,39), koronare Herzkrankheit (1,48; 1,07–2,03) und Schlaganfall (1,22; 1,15–1,28); Sterblichkeitsexzess nur vor Alter 45 Jahren (kardiovaskulär PHR 1,20; 1,04–1,37), nicht danach.</w:t>
+        <w:t>Expertenfallsammlung demonstriert praktische Anwendung antimikrobieller Stewardship-Prinzipien; spezifische Zahlenergebnisse zu Heilungsraten, Infektionsreduktion oder Komplikationen werden im Abstract nicht berichtet.</w:t>
       </w:r>
     </w:p>
     <w:p>
@@ -409,7 +409,7 @@
         <w:rPr>
           <w:sz w:val="19"/>
         </w:rPr>
-        <w:t>UK, Nordamerika, Australien; Design und Messverfahren auf Deutschland übertragbar.</w:t>
+        <w:t>Nordeuropa und Südeuropa: Gesundheitssysteme mit Wundversorgung in Primär- und Sekundärbereich, teilweise übertragbar auf Deutschland.</w:t>
       </w:r>
     </w:p>
     <w:p>
@@ -418,7 +418,65 @@
           <w:color w:val="5A7D3A"/>
           <w:sz w:val="18"/>
         </w:rPr>
-        <w:t>https://pubmed.ncbi.nlm.nih.gov/42826016/</w:t>
+        <w:t>https://pubmed.ncbi.nlm.nih.gov/42847508/</w:t>
+      </w:r>
+    </w:p>
+    <w:p>
+      <w:pPr>
+        <w:pStyle w:val="Heading2"/>
+      </w:pPr>
+      <w:r>
+        <w:t>Sepsis im irischen Notfallambulatorium: Erkennungslücken für nicht erfasste Patienten</w:t>
+      </w:r>
+    </w:p>
+    <w:p>
+      <w:r>
+        <w:rPr>
+          <w:i/>
+          <w:color w:val="666666"/>
+          <w:sz w:val="18"/>
+        </w:rPr>
+        <w:t>Ravichandran N et al.  ·  PLoS One  ·  05.10.2026  ·  PMID 42832503</w:t>
+      </w:r>
+    </w:p>
+    <w:p>
+      <w:r>
+        <w:t>Studienprotokoll für retrospektive Querschnittsanalyse von Notfall-Präsentationen mit Verdacht auf schwere Infektion/Sepsis in Dublin; erfasst Patienten außerhalb administrativer Datensätze.</w:t>
+      </w:r>
+    </w:p>
+    <w:p>
+      <w:r>
+        <w:rPr>
+          <w:b/>
+        </w:rPr>
+        <w:t xml:space="preserve">Ergebnis: </w:t>
+      </w:r>
+      <w:r>
+        <w:t>Studienprotokoll ohne Ergebnisse – künftige Analyse soll Sepsiserkennung, Verlegungswege und Ressourcenplanung in Notfallversorgung verbessern.</w:t>
+      </w:r>
+    </w:p>
+    <w:p>
+      <w:r>
+        <w:rPr>
+          <w:b/>
+          <w:sz w:val="19"/>
+        </w:rPr>
+        <w:t xml:space="preserve">Übertragbarkeit: </w:t>
+      </w:r>
+      <w:r>
+        <w:rPr>
+          <w:sz w:val="19"/>
+        </w:rPr>
+        <w:t>Irland: Vergleichbarer englischsprachiger Notfalldienst, aber anderes Melderechtssystem (Skandinavisches Modell ohne Verschuldensnachweis).</w:t>
+      </w:r>
+    </w:p>
+    <w:p>
+      <w:r>
+        <w:rPr>
+          <w:color w:val="5A7D3A"/>
+          <w:sz w:val="18"/>
+        </w:rPr>
+        <w:t>https://pubmed.ncbi.nlm.nih.gov/42832503/</w:t>
       </w:r>
     </w:p>
     <w:sectPr>

--- a/safety/download/studien-aktuell.docx
+++ b/safety/download/studien-aktuell.docx
@@ -62,7 +62,7 @@
           <w:color w:val="666666"/>
           <w:sz w:val="18"/>
         </w:rPr>
-        <w:t>Stand: 23.10.2026  |  7 Studien  |  safety.m-vf.de</w:t>
+        <w:t>Stand: 24.10.2026  |  7 Studien  |  safety.m-vf.de</w:t>
       </w:r>
     </w:p>
     <w:p>
@@ -70,7 +70,7 @@
         <w:pStyle w:val="Heading1"/>
       </w:pPr>
       <w:r>
-        <w:t>Aufgenommen am 23.10.2026</w:t>
+        <w:t>Aufgenommen am 24.10.2026</w:t>
       </w:r>
     </w:p>
     <w:p>
@@ -78,7 +78,7 @@
         <w:pStyle w:val="Heading2"/>
       </w:pPr>
       <w:r>
-        <w:t>Sicherheitskultur verbessert Arbeitsbalance, aber nicht Job-Zufriedenheit</w:t>
+        <w:t>pH-Wert 4,5 bei Magensonde senkte X-Ray-Bestätigungen ohne Sicherheitsverlust</w:t>
       </w:r>
     </w:p>
     <w:p>
@@ -88,12 +88,12 @@
           <w:color w:val="666666"/>
           <w:sz w:val="18"/>
         </w:rPr>
-        <w:t>Hsieh MF et al.  ·  BMC Health Serv Res  ·  25.07.2026  ·  PMID 42907819</w:t>
+        <w:t>Williams V et al.  ·  Br J Nurs  ·  22.10.2026  ·  PMID 42912425</w:t>
       </w:r>
     </w:p>
     <w:p>
       <w:r>
-        <w:t>Krankenhausweite Querschnittsstudie bei 1779 Beschäftigten zum Zusammenhang zwischen multidimensionaler Sicherheitskultur und psychischem Wohlbefinden (Resilienz, Work-Life-Balance).</w:t>
+        <w:t>Qualitätsinitiative an einem britischen Krankenhaus, die den pH-Grenzwert zur Magensonden-Lagekontrolle von 5,5 auf 4,5 senkte, um Fehlplatzierungen zu reduzieren; Erfassung von Audit-Daten 2018-2026.</w:t>
       </w:r>
     </w:p>
     <w:p>
@@ -104,7 +104,7 @@
         <w:t xml:space="preserve">Ergebnis: </w:t>
       </w:r>
       <w:r>
-        <w:t>Die meisten Sicherheitskultur-Dimensionen wirkten sich positiv auf Work-Life-Balance aus (p&lt;0,001); Jobzufriedenheit zeigte aber negative Assoziation mit Resilienz (β=-0,400, p&lt;0,001). Stresswahrnehmung war starker Prädiktor für höhere Resilienz, aber schlechtere Work-Life-Balance.</w:t>
+        <w:t>Die Absenkung des pH-Grenzwerts auf 4,5 führte nicht zu einem Anstieg der Röntgenbestätigungen. Die Maßnahme war eine einfache und wirksame Sicherheitsverbesserung, die mit Standard-Pflegeverfahren umsetzbar war und Fehlplatzierungsrisiken senkte.</w:t>
       </w:r>
     </w:p>
     <w:p>
@@ -119,7 +119,7 @@
         <w:rPr>
           <w:sz w:val="19"/>
         </w:rPr>
-        <w:t>Taiwan-Daten, vergleichbar mit Deutschland in Organisationsstrukturen und Messkonzepten.</w:t>
+        <w:t>Vereinigtes Königreich, direkt übertragbar auf deutsche Krankenhäuser, unkomplizierte Prozessanpassung.</w:t>
       </w:r>
     </w:p>
     <w:p>
@@ -128,7 +128,7 @@
           <w:color w:val="5A7D3A"/>
           <w:sz w:val="18"/>
         </w:rPr>
-        <w:t>https://pubmed.ncbi.nlm.nih.gov/42907819/</w:t>
+        <w:t>https://pubmed.ncbi.nlm.nih.gov/42912425/</w:t>
       </w:r>
     </w:p>
     <w:p>
@@ -136,7 +136,7 @@
         <w:pStyle w:val="Heading2"/>
       </w:pPr>
       <w:r>
-        <w:t>Zahnhygiene-Protokoll senkt Infektionen nach Schilddrüsen-Endoskopie um 75 %</w:t>
+        <w:t>Gram-negative Erreger verursachen 31,5 % der Operationswundinfektionen nach Wirbelsäulenfusion</w:t>
       </w:r>
     </w:p>
     <w:p>
@@ -146,12 +146,12 @@
           <w:color w:val="666666"/>
           <w:sz w:val="18"/>
         </w:rPr>
-        <w:t>Zhan X et al.  ·  BMC Surg  ·  27.07.2026  ·  PMID 42907790</w:t>
+        <w:t>Lindstrom M et al.  ·  Emerg Infect Dis  ·  Nov. 2026  ·  PMID 42909851</w:t>
       </w:r>
     </w:p>
     <w:p>
       <w:r>
-        <w:t>Prospektive Studie an 52 transoralen endoskopischen Schilddrüsen-Eingriffen mit Vergleich von drei perioperativen Antibiotikaregimen und oralen Hygiene-Protokollen zur Reduktion operativer Infektionen.</w:t>
+        <w:t>Querschnittsanalyse von 7.187 Fällen aus dem CDC-Überwachungsnetzwerk zu Mikrobiologie und Risikofaktoren für Gram-negative Infektionen nach Wirbelsäulenfusionen.</w:t>
       </w:r>
     </w:p>
     <w:p>
@@ -162,7 +162,7 @@
         <w:t xml:space="preserve">Ergebnis: </w:t>
       </w:r>
       <w:r>
-        <w:t>Keine Infektionen in der Cefuroxim-Gruppe, zwei Infektionen in der Metronidazol-Gruppe (n=18 je). Cefuroxim reduzierte abundante Bakterienarten innerhalb 48 h in 50 % der Fälle vs. 13,3 % mit Metronidazol (OR 6,50, 95 %-KI 1,90–22,26, p=0,0023). Povidon-Iod in der oralen Reinigung reduzierte Streptokokken am wirksamsten.</w:t>
+        <w:t>Gram-negative Organismen verursachten 31,5 % (2.265/7.187) der Infektionen. Unabhängig assoziiert mit Gram-negativ-Infektion waren: höheres Alter, weibliches Geschlecht, höherer BMI, längere OP-Zeiten, höhere ASA-Klasse, lumbale Beteiligung, stationäre OP und Notfall-/Traumachirurgie.</w:t>
       </w:r>
     </w:p>
     <w:p>
@@ -177,7 +177,7 @@
         <w:rPr>
           <w:sz w:val="19"/>
         </w:rPr>
-        <w:t>China, aber Befunde zu Antibiotikaauswahl und oraler Desinfektion sind für Deutschen OP-Standard relevant.</w:t>
+        <w:t>USA, begrenzte Übertragbarkeit auf Deutschland wegen Finanzierungsunterschieden, aber Risikoprofil für empirische Antibiotika-Wahl relevant.</w:t>
       </w:r>
     </w:p>
     <w:p>
@@ -186,7 +186,7 @@
           <w:color w:val="5A7D3A"/>
           <w:sz w:val="18"/>
         </w:rPr>
-        <w:t>https://pubmed.ncbi.nlm.nih.gov/42907790/</w:t>
+        <w:t>https://pubmed.ncbi.nlm.nih.gov/42909851/</w:t>
       </w:r>
     </w:p>
     <w:p>
@@ -194,7 +194,7 @@
         <w:pStyle w:val="Heading2"/>
       </w:pPr>
       <w:r>
-        <w:t>Harnwegsinfektionen: 85,6 % der ED-Antibiotika nicht leitlinienkonform</w:t>
+        <w:t>Eingeschränkte Lungenfunktion erhöht Blutstrominfektion-Risiko auf das 1,5- bis 2,5-Fache</w:t>
       </w:r>
     </w:p>
     <w:p>
@@ -204,12 +204,12 @@
           <w:color w:val="666666"/>
           <w:sz w:val="18"/>
         </w:rPr>
-        <w:t>Abdulghani K et al.  ·  BMC Emerg Med  ·  25.07.2026  ·  PMID 42907770</w:t>
+        <w:t>Ahlström MG et al.  ·  Respir Med  ·  11.10.2026  ·  PMID 42860238</w:t>
       </w:r>
     </w:p>
     <w:p>
       <w:r>
-        <w:t>Retrospektive Kohortenstudie an 346 ED-Patienten mit Urinkultur; Bewertung von Antibiotikaverordnungen gegen nationale saudische UTI-Leitlinien in vier Domänen (Wirkstoff, Dosis, Route, Dauer).</w:t>
+        <w:t>Prospektive Kohortenanalyse von 118.565 Teilnehmern der Kopenhagener Bevölkerungsstudie mit Spirometrie und 10-Jahres-Nachverfolgung über mikrobielle Datenbanken zur Untersuchung der Assoziation zwischen Lungenfunktion und Blutstrominfektion.</w:t>
       </w:r>
     </w:p>
     <w:p>
@@ -220,7 +220,7 @@
         <w:t xml:space="preserve">Ergebnis: </w:t>
       </w:r>
       <w:r>
-        <w:t>153 Patienten (44,2 %) leitlinienkonform behandelt, 189 (54,6 %) nicht konform; unter behandelten Patienten nur 31 (14,4 %) konform. Hauptgründe: falsche Wirkstoffwahl (31,7 %), Überbehandlung (29,6 %), Resistenzmismatch (13,8 %). Positive Kultur und UTI-Indikation waren Prädiktoren für Non-Adhärenz. Positive-Kultur-Patienten: 30-Tage-ED-Revisit 26,6 % vs. 14,8 % (p=0,008); Non-Adhärenz war unabhängiger Prädiktor für Revisit (OR 2,20).</w:t>
+        <w:t>Obstruktives spirometrisches Muster zeigte eine Hazard Ratio von 1,5 (95%-KI 1,4-1,7), PRISm-Pattern 1,4 (1,2-1,5); für FEV1 &lt;50 % war HR 2,5 (2,0-3,2). Die bevölkerungsattribuierbare Fraktion für Blutstrominfektion durch abnormale Spirometrie betrug 9,5 %. Das Risiko war nicht auf Atemwegserreger beschränkt.</w:t>
       </w:r>
     </w:p>
     <w:p>
@@ -235,7 +235,7 @@
         <w:rPr>
           <w:sz w:val="19"/>
         </w:rPr>
-        <w:t>Saudi-Arabien: Leitlinien-Non-Adhärenz vergleichbar mit deutschen ED-Daten; Antibiotic Stewardship-Ansätze übertragbar.</w:t>
+        <w:t>Dänemark, europäisches Gesundheitssystem; Primärprävention durch Lungenfunktionscreening relevanter für Risikoidentifikation.</w:t>
       </w:r>
     </w:p>
     <w:p>
@@ -244,7 +244,7 @@
           <w:color w:val="5A7D3A"/>
           <w:sz w:val="18"/>
         </w:rPr>
-        <w:t>https://pubmed.ncbi.nlm.nih.gov/42907770/</w:t>
+        <w:t>https://pubmed.ncbi.nlm.nih.gov/42860238/</w:t>
       </w:r>
     </w:p>
     <w:p>
@@ -252,7 +252,7 @@
         <w:pStyle w:val="Heading2"/>
       </w:pPr>
       <w:r>
-        <w:t>OP-Checkliste vor Bauchverschluss identifiziert 4 von 42 Fehlern (9,5 %)</w:t>
+        <w:t>Methotrexat zusätzlich zu Prednisolon verbesserte Erythema-nodosum-leprosum-Flares nicht</w:t>
       </w:r>
     </w:p>
     <w:p>
@@ -262,12 +262,12 @@
           <w:color w:val="666666"/>
           <w:sz w:val="18"/>
         </w:rPr>
-        <w:t>Marui A et al.  ·  Langenbecks Arch Surg  ·  25.07.2026  ·  PMID 42907617</w:t>
+        <w:t>de Barros B et al.  ·  PLoS Negl Trop Dis  ·  30.09.2026  ·  PMID 42814788</w:t>
       </w:r>
     </w:p>
     <w:p>
       <w:r>
-        <w:t>Implementierung einer 12-Punkt-Checkliste vor Bauchverschluss in Kolonchirurgie; Vergleich von 42 Fällen mit Checkliste gegen 409 ohne.</w:t>
+        <w:t>Internationale doppelblinde RCT mit 137 Patienten an fünf lepra-Referenzzentren (Äthiopien, Indien, Indonesien, Nepal) zur Frage, ob wöchentliches orales Methotrexat zusätzlich zu Prednisolon den zusätzlichen Prednisolon-Bedarf bei schwerer ENL reduziert.</w:t>
       </w:r>
     </w:p>
     <w:p>
@@ -278,7 +278,7 @@
         <w:t xml:space="preserve">Ergebnis: </w:t>
       </w:r>
       <w:r>
-        <w:t>Bei Checklisten-Anwendung wurden 4 von 42 Patienten zusätzliche Eingriffe notwendig: Blutstillung (n=1), Antiadhäsiva (n=2), Repositionierung (n=1). Keine Behältnis, Geweberetention oder OP-Abweichungen. Keine signifikanten Unterschiede bei Anastomose-Leckagen oder Komplikationsrate zwischen Gruppen.</w:t>
+        <w:t>Bei 24 Wochen: 85/137 (62,0 %) erlebten ENL-Flare; adjustierte HR Methotrexat vs. Placebo 0,98 (95%-KI 0,62-1,54). Bei 48 Wochen: 102/137 (74,5 %); HR 0,95 (0,62-1,43). Sekundärergebnisse ähnlich: Methotrexat reduzierte nicht Schweregrad, Häufigkeit oder spätere Flares. Lebensqualität verbesserte sich in beiden Gruppen ohne Unterschied. Methotrexat war gut verträglich, wird aber von dieser Studie für schwere ENL nicht unterstützt.</w:t>
       </w:r>
     </w:p>
     <w:p>
@@ -293,7 +293,7 @@
         <w:rPr>
           <w:sz w:val="19"/>
         </w:rPr>
-        <w:t>Japan: OP-Checklisten sind Standard in Deutschland (WHO-Surgical Safety Checklist); Konzept ist direkt übertragbar.</w:t>
+        <w:t>Multipol niedrig-/mittleeinkommliche Länder, Wirksamkeitsstudie zu seltener Krankheit, aber Versorgungsrelevanz für deutschsprachige Länder gering.</w:t>
       </w:r>
     </w:p>
     <w:p>
@@ -302,7 +302,7 @@
           <w:color w:val="5A7D3A"/>
           <w:sz w:val="18"/>
         </w:rPr>
-        <w:t>https://pubmed.ncbi.nlm.nih.gov/42907617/</w:t>
+        <w:t>https://pubmed.ncbi.nlm.nih.gov/42814788/</w:t>
       </w:r>
     </w:p>
     <w:p>
@@ -310,7 +310,7 @@
         <w:pStyle w:val="Heading2"/>
       </w:pPr>
       <w:r>
-        <w:t>Fehlermeldungen im Gesundheitswesen: Polens dezentrales System begrenzt nationales Lernen</w:t>
+        <w:t>Nationale Sicherheitsempfehlungen scheitern oft in der Umsetzung wegen konkurrierender Organisationslogiken</w:t>
       </w:r>
     </w:p>
     <w:p>
@@ -320,12 +320,12 @@
           <w:color w:val="666666"/>
           <w:sz w:val="18"/>
         </w:rPr>
-        <w:t>Pacian JA et al.  ·  Front Public Health  ·  06.10.2026  ·  PMID 42903545</w:t>
+        <w:t>Peerally MF et al.  ·  Int J Qual Health Care  ·  05.10.2026  ·  PMID 42767996</w:t>
       </w:r>
     </w:p>
     <w:p>
       <w:r>
-        <w:t>Analyse des polnischen Fehlermeldesystems, das auf interne Berichte einzelner Einrichtungen beschränkt ist und nationale Lernfähigkeit, Regulierung und evidenzbasierte Politikgestaltung behindert.</w:t>
+        <w:t>Qualitative Multimethod-Studie von 22 Untersuchungsberichten der englischen Behörde HSSIB, zwei Fokusgruppen mit 12 Ermittlern und 11 Interviews mit Vertretern empfangsorganisationen zu Implementierungshindernissen.</w:t>
       </w:r>
     </w:p>
     <w:p>
@@ -336,7 +336,7 @@
         <w:t xml:space="preserve">Ergebnis: </w:t>
       </w:r>
       <w:r>
-        <w:t>Ohne zentrales Fehlerregister lassen sich Effektivität von Patientensicherheitsmaßnahmen nicht bewerten, sozioökonomische Folgen von Schadenereignissen nicht abschätzen und systemische Risikofaktoren nicht identifizieren. Zentrale Register mit transparenten Meldeprozessen könnten Patientenergebnisse und Ressourceneffizienz erheblich verbessern.</w:t>
+        <w:t>Dokumentenanalyse zeigte, dass HSSIB-Empfehlungen nicht-direktiv waren und auf schwächsten Kontrollebenen sowie administrative Maßnahmen konzentrierten. Zwei konkurrierende institutionelle Logiken: HSSIB nutzt Sicherheitswissenschaft (Systemdenken, Mitgestaltung, nonpunitives Lernen), Empfängerorganisationen nutzen Manage-ment-Operationslogik (Ressourcenverwaltung, operative Machbarkeit). Folgen: (i) Empfehlungen durch nominale Koproduktion abgeschwächt; (ii) Prioritäten durch politische Salience und Ressourcenverfügbarkeit gesteuert; (iii) diffuse Rechenschaftspflicht; (iv) Transparenz-Wirkung begrenzt. Strukturelle Trennung HSSIB/Organisationen paradox: zentral für Legitimität als Lernkörper, aber distanziert von operativen Realitäten.</w:t>
       </w:r>
     </w:p>
     <w:p>
@@ -351,7 +351,7 @@
         <w:rPr>
           <w:sz w:val="19"/>
         </w:rPr>
-        <w:t>Polen: Vergleichbar mit Deutschland bezüglich dezentraler Gesundheitssysteme und Meldepflichten, aber unterschiedliches Haftungsrecht (ohne Entschädigung ohne Verschuldensnachweis).</w:t>
+        <w:t>Vereinigtes Königreich, deutsches Sicherheitsmanagementsystem vor ähnliche Implementierungs-Barrieren gestellt.</w:t>
       </w:r>
     </w:p>
     <w:p>
@@ -360,7 +360,7 @@
           <w:color w:val="5A7D3A"/>
           <w:sz w:val="18"/>
         </w:rPr>
-        <w:t>https://pubmed.ncbi.nlm.nih.gov/42903545/</w:t>
+        <w:t>https://pubmed.ncbi.nlm.nih.gov/42767996/</w:t>
       </w:r>
     </w:p>
     <w:p>
@@ -368,7 +368,7 @@
         <w:pStyle w:val="Heading2"/>
       </w:pPr>
       <w:r>
-        <w:t>Antimikrobielle Stewardship in schlecht heilenden Wunden: Fallsammlung zu Verbandstechniken</w:t>
+        <w:t>Sepsis in Spanien: Inzidenz und stationäre Sterblichkeit stiegen 2017-2022 um 16 %</w:t>
       </w:r>
     </w:p>
     <w:p>
@@ -378,12 +378,12 @@
           <w:color w:val="666666"/>
           <w:sz w:val="18"/>
         </w:rPr>
-        <w:t>Günther B et al.  ·  J Wound Care  ·  08.10.2026  ·  PMID 42847508</w:t>
+        <w:t>López Herrero R et al.  ·  Int J Infect Dis  ·  16.09.2026  ·  PMID 42749250</w:t>
       </w:r>
     </w:p>
     <w:p>
       <w:r>
-        <w:t>Fallsammlung aus Bergen und Portugal zur Rolle mikrobiellen Stewardship und mikrobien-bindender Verbandmaterialien in der Behandlung schwer heilender Wunden.</w:t>
+        <w:t>Bevölkerungsbasierte retrospektive Analyse von 1.187.393 Sepsisfällen in Spanien anhand des Minimum Basic Data Set zur Beschreibung von Trends, Infektionsquellen und Gesundheitsbelastung.</w:t>
       </w:r>
     </w:p>
     <w:p>
@@ -394,7 +394,7 @@
         <w:t xml:space="preserve">Ergebnis: </w:t>
       </w:r>
       <w:r>
-        <w:t>Expertenfallsammlung demonstriert praktische Anwendung antimikrobieller Stewardship-Prinzipien; spezifische Zahlenergebnisse zu Heilungsraten, Infektionsreduktion oder Komplikationen werden im Abstract nicht berichtet.</w:t>
+        <w:t>Die altersadjustierte Inzidenz stieg von 4,0 pro 1.000 Einwohner 2017 auf 4,65 pro 1.000 2022; die stationäre Mortalität erhöhte sich von 19,4 % (2017) auf 23,7 % (2020, Pandemiepeak) und stabilisierte sich bei 20,8 % (2022). Atemwegs- und Harnwegsinfektionen waren führende Infektionsquellen; Patienten waren überwiegend älter (Mittelwert 74,3 Jahre) mit hoher Komorbiditätslast.</w:t>
       </w:r>
     </w:p>
     <w:p>
@@ -409,7 +409,7 @@
         <w:rPr>
           <w:sz w:val="19"/>
         </w:rPr>
-        <w:t>Nordeuropa und Südeuropa: Gesundheitssysteme mit Wundversorgung in Primär- und Sekundärbereich, teilweise übertragbar auf Deutschland.</w:t>
+        <w:t>Spanien, vergleichbare administrative Datenerfassung; Pandemieffekt auf europäische Sepsisepidemiologie relevant.</w:t>
       </w:r>
     </w:p>
     <w:p>
@@ -418,7 +418,7 @@
           <w:color w:val="5A7D3A"/>
           <w:sz w:val="18"/>
         </w:rPr>
-        <w:t>https://pubmed.ncbi.nlm.nih.gov/42847508/</w:t>
+        <w:t>https://pubmed.ncbi.nlm.nih.gov/42749250/</w:t>
       </w:r>
     </w:p>
     <w:p>
@@ -426,7 +426,7 @@
         <w:pStyle w:val="Heading2"/>
       </w:pPr>
       <w:r>
-        <w:t>Sepsis im irischen Notfallambulatorium: Erkennungslücken für nicht erfasste Patienten</w:t>
+        <w:t>Digitale Überwachung von Krankenhausinfektionen: Designelemente heterogen, klinische Integration rarely documented</w:t>
       </w:r>
     </w:p>
     <w:p>
@@ -436,12 +436,12 @@
           <w:color w:val="666666"/>
           <w:sz w:val="18"/>
         </w:rPr>
-        <w:t>Ravichandran N et al.  ·  PLoS One  ·  05.10.2026  ·  PMID 42832503</w:t>
+        <w:t>Havers SM et al.  ·  J Hosp Infect  ·  02.09.2026  ·  PMID 42685914</w:t>
       </w:r>
     </w:p>
     <w:p>
       <w:r>
-        <w:t>Studienprotokoll für retrospektive Querschnittsanalyse von Notfall-Präsentationen mit Verdacht auf schwere Infektion/Sepsis in Dublin; erfasst Patienten außerhalb administrativer Datensätze.</w:t>
+        <w:t>Systematische Übersichtsarbeit von 47 Studien über digitale Systeme zur Überwachung nosokomialer Infektionen, Extraktion von Designelementen, Implementierungsmerkmalen und Ergebnissen.</w:t>
       </w:r>
     </w:p>
     <w:p>
@@ -452,7 +452,7 @@
         <w:t xml:space="preserve">Ergebnis: </w:t>
       </w:r>
       <w:r>
-        <w:t>Studienprotokoll ohne Ergebnisse – künftige Analyse soll Sepsiserkennung, Verlegungswege und Ressourcenplanung in Notfallversorgung verbessern.</w:t>
+        <w:t>47 Studien (28 aus Europa, 10 USA) zeigten Designelemente für Detektion, Validierung, Automatisierung und Datenintegration. Systeme waren überwiegend intern entwickelt und staatlich finanziert. HAI-Ergebnisse heterogen, Integration in Routinepraxis selten beschrieben; Patientenauswirkungen wenig evaluiert. Effizienzvorteil teilweise gezeigt, aber fehlende Qualitäts- und Sicherheitsergebnisse behindern Bewertung.</w:t>
       </w:r>
     </w:p>
     <w:p>
@@ -467,7 +467,7 @@
         <w:rPr>
           <w:sz w:val="19"/>
         </w:rPr>
-        <w:t>Irland: Vergleichbarer englischsprachiger Notfalldienst, aber anderes Melderechtssystem (Skandinavisches Modell ohne Verschuldensnachweis).</w:t>
+        <w:t>Überwiegend europäische Evidenz, aber Heterogenität erfordert nationale Kontextanpassung für Deutschland.</w:t>
       </w:r>
     </w:p>
     <w:p>
@@ -476,7 +476,7 @@
           <w:color w:val="5A7D3A"/>
           <w:sz w:val="18"/>
         </w:rPr>
-        <w:t>https://pubmed.ncbi.nlm.nih.gov/42832503/</w:t>
+        <w:t>https://pubmed.ncbi.nlm.nih.gov/42685914/</w:t>
       </w:r>
     </w:p>
     <w:sectPr>
